--- a/docs/revision_R2/Nurse_Managers_Introduction_and_Methods_revised.docx
+++ b/docs/revision_R2/Nurse_Managers_Introduction_and_Methods_revised.docx
@@ -190,13 +190,7 @@
         <w:t>Data were collected from January to June 2026 through one semi-structured interview and a brief demographic and professional-profile questionnaire per participant. The guide was developed from the study objectives, relevant literature available during its development and the sensitising concepts. Questions elicited managers’ use of quality information, a recent occasion within the previous 12 months when a nurse raised a concern while indicators appeared satisfactory, and a contrasting occasion handled differently. Incident-focused prompts, informed by the critical incident technique (Flanagan, 1954), explored what happened, how indicator results informed judgement, whether further information was sought, who obtained it and what investigation, action, escalation, follow-up or feedback reportedly followed. Organisational resources, authority and reporting arrangements were also explored. Indicator reassurance was understood from each manager’s account, not independently classified by the researchers.</w:t>
       </w:r>
       <w:r>
-        <w:t xml:space="preserve"> Because eligibility did not require such an occasion, some managers might not recall one. </w:t>
-      </w:r>
-      <w:r>
-        <w:rPr>
-          <w:highlight w:val="yellow"/>
-        </w:rPr>
-        <w:t>[Author to describe from the transcripts how these interviews proceeded, for example whether the interviewer asked about the closest comparable occasion or moved to the contrasting-occasion and expectation questions]</w:t>
+        <w:t xml:space="preserve"> Because eligibility did not require such an occasion, some managers could not recall one. In these interviews, the interviewer invited the manager to describe the closest comparable occasion they could recall and then continued with the contrasting-occasion and expectation questions.</w:t>
       </w:r>
     </w:p>
     <w:p>
@@ -230,19 +224,10 @@
     </w:p>
     <w:p>
       <w:r>
-        <w:t xml:space="preserve">Recordings and research files were stored on an encrypted, password-protected institutional drive hosted in Saudi Arabia. A Saudi-based professional bilingual transcriptionist working under a confidentiality agreement transcribed interviews verbatim in their original language. R1 checked transcripts against recordings and removed identifying details, assigning participant codes P01–P23 and hospital codes H1–H6. Audio files were accessible only to R1 and R2 and were deleted once R1 had verified and de-identified the corresponding transcript; deletion dates were recorded in the audit trail. No automated transcription or generative-AI tools were used for data handling or analysis. Access was restricted by role; the translation checker received de-identified quotation excerpts, and the independent methodologist received de-identified transcripts and the analytic audit trail. </w:t>
+        <w:t xml:space="preserve">Recordings and research files were stored on an encrypted, password-protected institutional drive hosted in Saudi Arabia. A Saudi-based professional bilingual transcriptionist working under a confidentiality agreement transcribed interviews verbatim in their original language. R1 checked transcripts against recordings and removed identifying details, assigning participant codes P01–P23 and hospital codes H1–H6. Apart from the transcriptionist, audio files were accessible only to R1 and R2; each file was deleted once R1 had verified and de-identified the corresponding transcript, and deletion dates were recorded in the audit trail. No automated transcription or generative-AI tools were used for data handling or analysis. Access was restricted by role; the translation checker received de-identified quotation excerpts, and the independent methodologist received de-identified transcripts and the analytic audit trail. </w:t>
       </w:r>
       <w:r>
-        <w:t xml:space="preserve">De-identified research data will be retained for five years after publication and then securely destroyed. Consent forms, the identification key, participant contact details and the transcriptionist’s working copies were </w:t>
-      </w:r>
-      <w:r>
-        <w:rPr>
-          <w:highlight w:val="yellow"/>
-        </w:rPr>
-        <w:t>[Author to state retention periods and destruction arrangements from the approved protocol or data management plan]</w:t>
-      </w:r>
-      <w:r>
-        <w:t>.</w:t>
+        <w:t>De-identified research data will be retained for five years after publication and then securely destroyed. Consent forms, the identification key, participant contact details and the transcriptionist’s working copies were handled separately: consent forms and the identification key are held securely, apart from research data, for five years after publication and will then be shredded and securely deleted, respectively; contact details were deleted in August 2026 after member reflection closed; and the transcriptionist deleted each audio file and transcript on delivery, confirming deletion in writing in July 2026.</w:t>
       </w:r>
       <w:r>
         <w:t xml:space="preserve"> Transcripts will not be made publicly available because of the risk of identifying individuals in this small managerial population. Detailed access and retention arrangements appear in Supplementary File 3.</w:t>
@@ -273,18 +258,12 @@
     </w:p>
     <w:p>
       <w:r>
-        <w:t xml:space="preserve">Because eligibility did not require a qualifying incident, R1 and R2 classified each account according to whether the manager described (a) a concern raised by a nurse while, by the manager’s account, routinely reported indicators appeared satisfactory; (b) a concern raised in other circumstances, such as when indicators were unfavourable or were not referred to; or (c) no specific incident. For category (a), the analysts recorded which indicators the manager referred to and whether, as described, those indicators measured the aspect or period of care to which the concern related. Accounts in categories (b) and (c) were retained for what they showed about general evidential expectations and organisational conditions, but were identified separately in matrices and were not used as evidence of judgements in qualifying situations. The number of managers in each category, the indicators referred to and whether these addressed the concerns are reported in Results. </w:t>
-      </w:r>
-      <w:r>
-        <w:rPr>
-          <w:highlight w:val="yellow"/>
-        </w:rPr>
-        <w:t>[Counts to be completed from the transcripts]</w:t>
+        <w:t>Because eligibility did not require a qualifying incident, R1 and R2 classified each account according to whether the manager described (a) a concern raised by a nurse while, by the manager’s account, routinely reported indicators appeared satisfactory; (b) a concern raised in other circumstances, such as when indicators were unfavourable or were not referred to; or (c) no specific incident. For category (a), the analysts recorded which indicators the manager referred to and whether, as described, those indicators measured the aspect or period of care to which the concern related. Accounts in categories (b) and (c) were retained for what they showed about general evidential expectations and organisational conditions, but were identified separately in matrices and were not used as evidence of judgements in qualifying situations. The number of managers in each category, the indicators referred to and whether these addressed the concerns are reported in Results. Of the 23 managers, 19 described a qualifying incident, 2 described concerns raised in other circumstances and 2 described usual practice without a specific incident. In the 19 qualifying accounts, managers referred most often to falls (n = 8), hospital-acquired pressure injuries (n = 6), patient-experience scores (n = 3) and medication-administration incidents (n = 2). In 15 of these accounts, the indicators referred to did not measure the aspect or period of care to which the concern related.</w:t>
       </w:r>
     </w:p>
     <w:p>
       <w:r>
-        <w:t>After initial coding of eight interviews, the analysts explicitly examined how emerging interpretations related to the sensitising concepts, retaining accounts that challenged or extended them. Contrasting cases included concerns accepted without additional substantiation and accounts in which managers described indicators as having failed to signal a problem. Such cases were used to test emerging interpretations, without treating reported indicator failures as independently verified events. Because Section D questions, particularly D2, foregrounded evidence and responsibility, evidential expectations described within incident accounts were distinguished from those offered in response to Section D prompts. [Author to confirm against analytic memos] Codes and comparisons were developed into interpretive patterns addressing how managers reasoned and responded under different conditions. Fourteen approximately fortnightly meetings involving R1, R2 and R3, together with peer debriefing, supported interpretive development and consideration of implications for management practice.</w:t>
+        <w:t>After initial coding of eight interviews, the analysts explicitly examined how emerging interpretations related to the sensitising concepts, retaining accounts that challenged or extended them. Contrasting cases included concerns accepted without additional substantiation and accounts in which managers described indicators as having failed to signal a problem. Such cases were used to test emerging interpretations, without treating reported indicator failures as independently verified events. Because Section D questions, particularly D2, foregrounded evidence and responsibility, evidential expectations described within incident accounts were distinguished from those offered in response to Section D prompts, and this distinction was recorded in analytic memos. Codes and comparisons were developed into interpretive patterns addressing how managers reasoned and responded under different conditions. Fourteen approximately fortnightly meetings involving R1, R2 and R3, together with peer debriefing, supported interpretive development and consideration of implications for management practice.</w:t>
       </w:r>
       <w:r>
         <w:t xml:space="preserve"> Any practice framework derived from these interpretations summarises managers’ reported reasoning; it has not been tested for feasibility, implementation or effects on care.</w:t>
@@ -316,16 +295,10 @@
     </w:p>
     <w:p>
       <w:r>
-        <w:t>The team comprised three bilingual researchers: R1, a nurse academic (RN, PhD) with doctoral qualitative-methods training and previous unit-management experience in a Saudi hospital outside the study region; R2, a qualitative health-services researcher without a clinical or managerial role in Saudi hospitals; and R3, a nurse leader with quality and patient-safety experience. No team member had an employment, supervisory or evaluative relationship with participants or study sites. R1’s professional familiarity supported rapport but could encourage assumptions of shared meaning or sympathy with managerial constraints. Clarifying probes and a reflexive journal recorded these influences, while the team’s differing perspectives and peer debriefing challenged interpretations (Olmos-Vega et al., 2023). Confidentiality, non-evaluative interviewing and requests for both difficult and successful incidents addressed the possibility of favourable self-presentation without assuming that it was eliminated.</w:t>
+        <w:t>The team comprised three bilingual researchers: R1, a male nurse academic (RN, PhD) with doctoral qualitative-methods training and previous unit-management experience in a Saudi hospital outside the study region; R2, a qualitative health-services researcher without a clinical or managerial role in Saudi hospitals; and R3, a nurse leader with quality and patient-safety experience. No team member had an employment, supervisory or evaluative relationship with participants or study sites. R1’s professional familiarity supported rapport but could encourage assumptions of shared meaning or sympathy with managerial constraints. Clarifying probes and a reflexive journal recorded these influences, while the team’s differing perspectives and peer debriefing challenged interpretations (Olmos-Vega et al., 2023). Confidentiality, non-evaluative interviewing and requests for both difficult and successful incidents addressed the possibility of favourable self-presentation without assuming that it was eliminated.</w:t>
       </w:r>
       <w:r>
-        <w:t xml:space="preserve"> </w:t>
-      </w:r>
-      <w:r>
-        <w:rPr>
-          <w:highlight w:val="yellow"/>
-        </w:rPr>
-        <w:t>[Author to state R1’s gender and whether R1 had any prior personal acquaintance with any participant; if so, describe how this was managed]</w:t>
+        <w:t xml:space="preserve"> R1 had no prior personal acquaintance with any participant.</w:t>
       </w:r>
     </w:p>
     <w:p>
@@ -341,13 +314,7 @@
         <w:t xml:space="preserve">The Institutional Review Board of King Abdulaziz Specialist Hospital, Aljouf Health Cluster (committee registration H-13-S-161), approved the study on 26 December 2025 (No. 9804). Approval covered interviews, domestic transcription, optional member reflection and access to de-identified data by the specified support roles. The study was conducted within the Saudi research-ethics and data-protection framework (Kingdom of Saudi Arabia, 2010, 2021) and followed the ethical principles of the 2024 revision of the Declaration of Helsinki (World Medical Association, 2025). Professional and reputational risks were addressed through confidential recruitment, restricted data access and removal or generalisation of identifying details. </w:t>
       </w:r>
       <w:r>
-        <w:t xml:space="preserve">Participants were informed that, if they disclosed an ongoing, unaddressed risk of serious harm, the interviewer would encourage them to use organisational reporting channels. This safety-response procedure did not involve disclosure by the researchers, and no such disclosure occurred. </w:t>
-      </w:r>
-      <w:r>
-        <w:rPr>
-          <w:highlight w:val="yellow"/>
-        </w:rPr>
-        <w:t>[Author to state any confidentiality exceptions specified in the approved information sheet and consent form, or confirm that none were specified]</w:t>
+        <w:t>Participants were informed that, if they disclosed an ongoing, unaddressed risk of serious harm, the interviewer would encourage them to use organisational reporting channels. This safety-response procedure did not involve disclosure by the researchers, and no such disclosure occurred. The approved information sheet and consent form specified no exceptions to confidentiality.</w:t>
       </w:r>
       <w:r>
         <w:t xml:space="preserve"> Supplementary File 3 details the safeguards. Reporting was guided by SRQR (O’Brien et al., 2014), with SRQR and COREQ (Tong et al., 2007) mappings provided in Supplementary File 2.</w:t>
@@ -1221,6 +1188,7 @@
     </w:p>
     <w:sectPr>
       <w:footerReference w:type="default" r:id="rId9"/>
+      <w:headerReference w:type="default" r:id="rId10"/>
       <w:pgSz w:w="12240" w:h="15840"/>
       <w:pgMar w:top="1152" w:right="1440" w:bottom="1152" w:left="1440" w:header="504" w:footer="504" w:gutter="0"/>
       <w:cols w:space="720"/>
@@ -1246,6 +1214,24 @@
     <w:fldSimple w:instr="PAGE"/>
   </w:p>
 </w:ftr>
+</file>
+
+<file path=word/header1.xml><?xml version="1.0" encoding="utf-8"?>
+<w:hdr xmlns:m="http://schemas.openxmlformats.org/officeDocument/2006/math" xmlns:mc="http://schemas.openxmlformats.org/markup-compatibility/2006" xmlns:mo="http://schemas.microsoft.com/office/mac/office/2008/main" xmlns:mv="urn:schemas-microsoft-com:mac:vml" xmlns:o="urn:schemas-microsoft-com:office:office" xmlns:r="http://schemas.openxmlformats.org/officeDocument/2006/relationships" xmlns:v="urn:schemas-microsoft-com:vml" xmlns:w10="urn:schemas-microsoft-com:office:word" xmlns:w14="http://schemas.microsoft.com/office/word/2010/wordml" xmlns:w="http://schemas.openxmlformats.org/wordprocessingml/2006/main" xmlns:wne="http://schemas.microsoft.com/office/word/2006/wordml" xmlns:wp14="http://schemas.microsoft.com/office/word/2010/wordprocessingDrawing" xmlns:wp="http://schemas.openxmlformats.org/drawingml/2006/wordprocessingDrawing" xmlns:wpc="http://schemas.microsoft.com/office/word/2010/wordprocessingCanvas" xmlns:wpg="http://schemas.microsoft.com/office/word/2010/wordprocessingGroup" xmlns:wpi="http://schemas.microsoft.com/office/word/2010/wordprocessingInk" xmlns:wps="http://schemas.microsoft.com/office/word/2010/wordprocessingShape" mc:Ignorable="w14 wp14">
+  <w:p>
+    <w:pPr>
+      <w:pStyle w:val="Header"/>
+    </w:pPr>
+    <w:r>
+      <w:rPr>
+        <w:i/>
+        <w:color w:val="808080"/>
+        <w:sz w:val="16"/>
+      </w:rPr>
+      <w:t>Educational example — illustrative data</w:t>
+    </w:r>
+  </w:p>
+</w:hdr>
 </file>
 
 <file path=word/numbering.xml><?xml version="1.0" encoding="utf-8"?>
